--- a/Cover_Letters/Shinoy_Lely_Teamleider_Software_Testing_Cover_Letter.docx
+++ b/Cover_Letters/Shinoy_Lely_Teamleider_Software_Testing_Cover_Letter.docx
@@ -14,7 +14,7 @@
     </w:p>
     <w:p>
       <w:r>
-        <w:t>September 15, 2026</w:t>
+        <w:t>October 07, 2026</w:t>
       </w:r>
     </w:p>
     <w:p>
@@ -35,12 +35,12 @@
     </w:p>
     <w:p>
       <w:r>
-        <w:t>Your team at Lely plays a direct role in building reliable software for agricultural robotics, which relies heavily on structured testing and verification. Throughout my career, I have worked alongside software and systems engineering teams to build automated test frameworks, set up clear quality processes, and guide engineers in their daily work. I enjoy helping people grow in their roles while making sure technical testing supports product reliability.</w:t>
+        <w:t>I have spent over eight years working in software testing and quality engineering, building automation frameworks with Java and Playwright while helping teams improve their release processes. I enjoy working with multidisciplinary groups and supporting engineers in their day-to-day work.</w:t>
       </w:r>
     </w:p>
     <w:p>
       <w:r>
-        <w:t>Working on your campus in Maassluis appeals to me because I prefer being close to the physical product development cycle and collaborating directly with multidisciplinary teams. I am comfortable taking ownership of test strategies and helping teams make informed decisions based on clear data.</w:t>
+        <w:t>Your focus on combining technical expertise with people leadership at the Lely campus in Maassluis fits my background well. I have experience guiding team members and aligning testing efforts across different engineering disciplines, and I also use tools like Gemini Code Assist to streamline test generation workflows.</w:t>
       </w:r>
     </w:p>
     <w:p>
